--- a/CONG TY TAM THAI/TamThai_TangVonDieuLeLan2/TamThai_Mẫu số 12.docx
+++ b/CONG TY TAM THAI/TamThai_TangVonDieuLeLan2/TamThai_Mẫu số 12.docx
@@ -2163,14 +2163,48 @@
         </w:rPr>
         <w:t xml:space="preserve">: </w:t>
       </w:r>
-      <w:r>
-        <w:rPr>
-          <w:rFonts w:ascii="Times New Roman" w:eastAsia="Calibri" w:hAnsi="Times New Roman" w:cs="Times New Roman"/>
-          <w:sz w:val="28"/>
-          <w:szCs w:val="28"/>
-        </w:rPr>
-        <w:t>Số 223 , Đường D27, KDC Việt Sing , Khu Phố 4</w:t>
-      </w:r>
+      <w:bookmarkStart w:id="8" w:name="_GoBack"/>
+      <w:r>
+        <w:rPr>
+          <w:rFonts w:ascii="Times New Roman" w:eastAsia="Calibri" w:hAnsi="Times New Roman" w:cs="Times New Roman"/>
+          <w:sz w:val="28"/>
+          <w:szCs w:val="28"/>
+        </w:rPr>
+        <w:t>Số</w:t>
+      </w:r>
+      <w:r>
+        <w:rPr>
+          <w:rFonts w:ascii="Times New Roman" w:eastAsia="Calibri" w:hAnsi="Times New Roman" w:cs="Times New Roman"/>
+          <w:sz w:val="28"/>
+          <w:szCs w:val="28"/>
+        </w:rPr>
+        <w:t xml:space="preserve"> 223 ,</w:t>
+      </w:r>
+      <w:r>
+        <w:rPr>
+          <w:rFonts w:ascii="Times New Roman" w:eastAsia="Calibri" w:hAnsi="Times New Roman" w:cs="Times New Roman"/>
+          <w:sz w:val="28"/>
+          <w:szCs w:val="28"/>
+        </w:rPr>
+        <w:t>Đường D27, KDC Việ</w:t>
+      </w:r>
+      <w:r>
+        <w:rPr>
+          <w:rFonts w:ascii="Times New Roman" w:eastAsia="Calibri" w:hAnsi="Times New Roman" w:cs="Times New Roman"/>
+          <w:sz w:val="28"/>
+          <w:szCs w:val="28"/>
+        </w:rPr>
+        <w:t>t Sing</w:t>
+      </w:r>
+      <w:r>
+        <w:rPr>
+          <w:rFonts w:ascii="Times New Roman" w:eastAsia="Calibri" w:hAnsi="Times New Roman" w:cs="Times New Roman"/>
+          <w:sz w:val="28"/>
+          <w:szCs w:val="28"/>
+        </w:rPr>
+        <w:t>, Khu Phố 4</w:t>
+      </w:r>
+      <w:bookmarkEnd w:id="8"/>
     </w:p>
     <w:p>
       <w:pPr>
@@ -8185,8 +8219,6 @@
               </w:rPr>
               <w:t>ZHAO, JIAN</w:t>
             </w:r>
-            <w:bookmarkStart w:id="8" w:name="_GoBack"/>
-            <w:bookmarkEnd w:id="8"/>
           </w:p>
           <w:p>
             <w:pPr>
